--- a/backend/data/seed/resumes/7a574d8f-ecec-5f61-b487-d60c2243a270.docx
+++ b/backend/data/seed/resumes/7a574d8f-ecec-5f61-b487-d60c2243a270.docx
@@ -91,7 +91,7 @@
     </w:p>
     <w:p>
       <w:r>
-        <w:t>MSc Data Science</w:t>
+        <w:t>Bootcamp</w:t>
       </w:r>
     </w:p>
     <w:p/>
